--- a/docs/word/MERIDIAN-Detailed-Design.docx
+++ b/docs/word/MERIDIAN-Detailed-Design.docx
@@ -185,7 +185,7 @@
                 <w:sz w:val="18"/>
                 <w:szCs w:val="18"/>
               </w:rPr>
-              <w:t xml:space="preserve">MERIDIAN 1.0.0 - SIEM-less detection, investigation and response with AI agents over MCP</w:t>
+              <w:t xml:space="preserve">MERIDIAN 1.0.1 - SIEM-less detection, investigation and response with AI agents over MCP</w:t>
             </w:r>
           </w:p>
         </w:tc>
@@ -365,7 +365,7 @@
                 <w:sz w:val="18"/>
                 <w:szCs w:val="18"/>
               </w:rPr>
-              <w:t xml:space="preserve">1.0.0 / 2026-10-01</w:t>
+              <w:t xml:space="preserve">1.0.1 / 2026-10-02</w:t>
             </w:r>
           </w:p>
         </w:tc>
@@ -613,7 +613,7 @@
         <w:spacing w:after="140"/>
       </w:pPr>
       <w:r>
-        <w:t xml:space="preserve">This folder is the detailed design of MERIDIAN 1.0.0. It sits between the architecture documents (what and why) and the deployment runbooks (how to stand it up).</w:t>
+        <w:t xml:space="preserve">This folder is the detailed design of MERIDIAN 1.0.1. It sits between the architecture documents (what and why) and the deployment runbooks (how to stand it up).</w:t>
       </w:r>
     </w:p>
     <w:tbl>
@@ -45881,7 +45881,7 @@
         <w:sz w:val="16"/>
         <w:szCs w:val="16"/>
       </w:rPr>
-      <w:t xml:space="preserve">MERIDIAN 1.0.0 - Detailed Design</w:t>
+      <w:t xml:space="preserve">MERIDIAN 1.0.1 - Detailed Design</w:t>
     </w:r>
   </w:p>
 </w:hdr>
